--- a/pr-preview/pr-15/chapters/continuous-integration.docx
+++ b/pr-preview/pr-15/chapters/continuous-integration.docx
@@ -15,7 +15,7 @@
         <w:pStyle w:val="Date"/>
       </w:pPr>
       <w:r>
-        <w:t xml:space="preserve">Last modified: 2026-10-11 23:36:09 (PDT)</w:t>
+        <w:t xml:space="preserve">Last modified: 2026-10-12 01:03:54 (PDT)</w:t>
       </w:r>
     </w:p>
     <w:p>
@@ -8570,7 +8570,7 @@
       </w:r>
     </w:p>
     <w:bookmarkEnd w:id="73"/>
-    <w:bookmarkStart w:id="81" w:name="additional-resources"/>
+    <w:bookmarkStart w:id="82" w:name="additional-resources"/>
     <w:p>
       <w:pPr>
         <w:pStyle w:val="Heading2"/>
@@ -8718,6 +8718,35 @@
           <w:rPr>
             <w:rStyle w:val="Hyperlink"/>
           </w:rPr>
+          <w:t xml:space="preserve">r-codeberg</w:t>
+        </w:r>
+      </w:hyperlink>
+      <w:r>
+        <w:t xml:space="preserve"> </w:t>
+      </w:r>
+      <w:r>
+        <w:t xml:space="preserve">-</w:t>
+      </w:r>
+      <w:r>
+        <w:t xml:space="preserve"> </w:t>
+      </w:r>
+      <w:r>
+        <w:t xml:space="preserve">community organization supporting R package development and hosting on Codeberg</w:t>
+      </w:r>
+    </w:p>
+    <w:p>
+      <w:pPr>
+        <w:pStyle w:val="Compact"/>
+        <w:numPr>
+          <w:ilvl w:val="0"/>
+          <w:numId w:val="1027"/>
+        </w:numPr>
+      </w:pPr>
+      <w:hyperlink r:id="rId79">
+        <w:r>
+          <w:rPr>
+            <w:rStyle w:val="Hyperlink"/>
+          </w:rPr>
           <w:t xml:space="preserve">r-codeberg migration guide</w:t>
         </w:r>
       </w:hyperlink>
@@ -8748,7 +8777,7 @@
           <w:numId w:val="1027"/>
         </w:numPr>
       </w:pPr>
-      <w:hyperlink r:id="rId79">
+      <w:hyperlink r:id="rId80">
         <w:r>
           <w:rPr>
             <w:rStyle w:val="Hyperlink"/>
@@ -8783,7 +8812,7 @@
           <w:numId w:val="1027"/>
         </w:numPr>
       </w:pPr>
-      <w:hyperlink r:id="rId80">
+      <w:hyperlink r:id="rId81">
         <w:r>
           <w:rPr>
             <w:rStyle w:val="Hyperlink"/>
@@ -8833,7 +8862,7 @@
         <w:t xml:space="preserve">- real-time status of GitHub services</w:t>
       </w:r>
     </w:p>
-    <w:bookmarkEnd w:id="81"/>
+    <w:bookmarkEnd w:id="82"/>
     <w:sectPr>
       <w:footnotePr>
         <w:numRestart w:val="eachSect"/>

--- a/pr-preview/pr-15/chapters/continuous-integration.docx
+++ b/pr-preview/pr-15/chapters/continuous-integration.docx
@@ -15,7 +15,7 @@
         <w:pStyle w:val="Date"/>
       </w:pPr>
       <w:r>
-        <w:t xml:space="preserve">Last modified: 2026-10-12 01:03:54 (PDT)</w:t>
+        <w:t xml:space="preserve">Last modified: 2026-10-12 01:10:28 (PDT)</w:t>
       </w:r>
     </w:p>
     <w:p>
@@ -25,7 +25,7 @@
       <w:bookmarkStart w:id="9" w:name="sec-r-ci"/>
       <w:bookmarkEnd w:id="9"/>
     </w:p>
-    <w:bookmarkStart w:id="23" w:name="understanding-github-actions"/>
+    <w:bookmarkStart w:id="23" w:name="sec-understanding-github-actions"/>
     <w:p>
       <w:pPr>
         <w:pStyle w:val="Heading2"/>
@@ -2355,7 +2355,7 @@
       </w:r>
     </w:p>
     <w:bookmarkEnd w:id="35"/>
-    <w:bookmarkStart w:id="36" w:name="how-github-actions-workflows-work"/>
+    <w:bookmarkStart w:id="36" w:name="sec-how-github-actions-workflows-work"/>
     <w:p>
       <w:pPr>
         <w:pStyle w:val="Heading2"/>
@@ -2515,7 +2515,7 @@
       </w:r>
     </w:p>
     <w:bookmarkEnd w:id="36"/>
-    <w:bookmarkStart w:id="41" w:name="workflow-files-and-security"/>
+    <w:bookmarkStart w:id="41" w:name="sec-workflow-files-and-security"/>
     <w:p>
       <w:pPr>
         <w:pStyle w:val="Heading2"/>
@@ -4644,7 +4644,7 @@
     </w:p>
     <w:bookmarkEnd w:id="53"/>
     <w:bookmarkEnd w:id="54"/>
-    <w:bookmarkStart w:id="57" w:name="troubleshooting-failed-workflows"/>
+    <w:bookmarkStart w:id="57" w:name="sec-troubleshooting-failed-workflows"/>
     <w:p>
       <w:pPr>
         <w:pStyle w:val="Heading2"/>
@@ -8175,7 +8175,7 @@
     </w:tbl>
     <w:bookmarkEnd w:id="69"/>
     <w:bookmarkEnd w:id="70"/>
-    <w:bookmarkStart w:id="73" w:name="fast-package-installation-with-r2u"/>
+    <w:bookmarkStart w:id="73" w:name="sec-fast-package-installation-with-r2u"/>
     <w:p>
       <w:pPr>
         <w:pStyle w:val="Heading2"/>
@@ -8570,7 +8570,7 @@
       </w:r>
     </w:p>
     <w:bookmarkEnd w:id="73"/>
-    <w:bookmarkStart w:id="82" w:name="additional-resources"/>
+    <w:bookmarkStart w:id="82" w:name="X1f638d620b06beefabe441ba104e0a774bd4d9f"/>
     <w:p>
       <w:pPr>
         <w:pStyle w:val="Heading2"/>
